--- a/T&C/1 Euro Auctions/Vers 2 - Multilanguage - Q4 2026/2_CPA_1EuroAuction_Versione_2_2026_DEF_NL.docx
+++ b/T&C/1 Euro Auctions/Vers 2 - Multilanguage - Q4 2026/2_CPA_1EuroAuction_Versione_2_2026_DEF_NL.docx
@@ -94,10 +94,8 @@
           <w:sz w:val="20"/>
           <w:szCs w:val="20"/>
         </w:rPr>
-        <w:t>Deze Bijzondere Veilingvoorwaarden regelen de categorie Veilingen aangeduid als „1 Euro Auctions”, georganiseerd door Fleequid binnen het Marketplace als een bijzondere, speciale en afwijkende wijze van verkoop van Voertuigen.</w:t>
-      </w:r>
-      <w:proofErr w:type="spellStart"/>
-      <w:proofErr w:type="spellEnd"/>
+        <w:t>Deze Bijzondere Verkoopvoorwaarden regelen de categorie Veilingen aangeduid als „1 Euro Auctions”, georganiseerd door Fleequid binnen het Marketplace als een bijzondere, speciale en afwijkende wijze van verkoop van Voertuigen.</w:t>
+      </w:r>
     </w:p>
     <w:p>
       <w:pPr>
@@ -117,7 +115,7 @@
           <w:sz w:val="20"/>
           <w:szCs w:val="20"/>
         </w:rPr>
-        <w:t>Zij worden vastgesteld op grond van en met het oog op de toepassing van de artt. 4.3, 4.4 en 9.4, letter d), van de Algemene Voorwaarden van het Fleequid-Marketplace („AV”) en vormen Bijzondere Verkoopvoorwaarden in de zin van de AV (hierna ook „Bijzondere Veilingvoorwaarden”), met de daaruit voortvloeiende voorrang op de AV in geval van onverenigbaarheid en binnen de grenzen van de aangelegenheden die in dit document uitdrukkelijk worden geregeld.</w:t>
+        <w:t>Zij worden vastgesteld op grond van en met het oog op de toepassing van de artt. 4.3, 4.4, 4.5 en 9.4, letter d), van de Algemene Voorwaarden van het Fleequid-Marketplace („AV”) en vormen Bijzondere Verkoopvoorwaarden in de zin van de AV (hierna ook „Bijzondere Voorwaarden”), met de daaruit voortvloeiende voorrang op de AV in geval van onverenigbaarheid en binnen de grenzen van de aangelegenheden die in dit document uitdrukkelijk worden geregeld.</w:t>
       </w:r>
     </w:p>
     <w:p>
@@ -138,10 +136,8 @@
           <w:sz w:val="20"/>
           <w:szCs w:val="20"/>
         </w:rPr>
-        <w:t>Deze Bijzondere Voorwaarden zijn uitsluitend van toepassing wanneer een Veiling uitdrukkelijk als „1 Euro Auction” wordt gekwalificeerd op het desbetreffende, op het Marketplace gepubliceerde Veilingformulier, ook door middel van een eenvoudige aanduiding of etikettering daarvan, ongeacht de aanwezigheid van een volledige tekstuele verwijzing of van een specifieke beschrijvende inhoud. Een dergelijke kwalificatie brengt de automatische toepassing van deze voorwaarden op de desbetreffende contractuele verhouding met zich mee, krachtens de registratie en het gebruik van het Marketplace door de Gebruikers, zonder dat een verdere aanvaarding vereist is, waarbij de reeds door de Gebruikers goedgekeurde AV onverlet blijven.</w:t>
-      </w:r>
-      <w:proofErr w:type="spellStart"/>
-      <w:proofErr w:type="spellEnd"/>
+        <w:t>Deze Bijzondere Voorwaarden zijn uitsluitend van toepassing wanneer een Veiling uitdrukkelijk als „1 Euro Auction” wordt gekwalificeerd op het desbetreffende, op het Marketplace gepubliceerde Veilingformulier, ook door middel van een eenvoudige aanduiding of etikettering, mits de desbetreffende tekst vóór het uitbrengen van het bod toegankelijk en raadpleegbaar is gemaakt op grond van art. 4.5 van de AV.</w:t>
+      </w:r>
     </w:p>
     <w:p>
       <w:pPr>
@@ -161,7 +157,7 @@
           <w:sz w:val="20"/>
           <w:szCs w:val="20"/>
         </w:rPr>
-        <w:t>De publicatie van een Verkoopvoorstel in het kader van een als „1 Euro Auction” gekwalificeerde Veiling, alsmede de deelname daaraan door de Bieders, vormt uitdrukkelijke, volledige en bindende aanvaarding van deze Bijzondere Voorwaarden. De specifieke schriftelijke goedkeuring, overeenkomstig de artt. 1341 en 1342 van het Italiaans Burgerlijk Wetboek, van de clausules die in het slotgedeelte van dit document zijn vermeld, blijft onverlet.</w:t>
+        <w:t>De specifieke schriftelijke goedkeuring, overeenkomstig de artt. 1341 en 1342 van het Italiaans Burgerlijk Wetboek, van de clausules die in het slotgedeelte van dit document zijn vermeld, blijft onverlet.</w:t>
       </w:r>
     </w:p>
     <w:p>
@@ -182,10 +178,8 @@
           <w:sz w:val="20"/>
           <w:szCs w:val="20"/>
         </w:rPr>
-        <w:t>Voor al hetgeen niet uitdrukkelijk in dit document is geregeld, blijven de AV, de eventuele Specifieke Voorwaarden en het Fleequid-tarievenoverzicht volledig van toepassing, voor zover zij verenigbaar zijn met de aard van de „1 Euro Auctions”, volgens de door art. 3.3 van de AV vastgestelde rangorde.</w:t>
-      </w:r>
-      <w:proofErr w:type="spellStart"/>
-      <w:proofErr w:type="spellEnd"/>
+        <w:t>Voor al hetgeen niet uitdrukkelijk in dit document is geregeld, blijven de AV, de eventuele Specifieke Voorwaarden en het Fleequid-tarievenoverzicht volledig van toepassing, volgens de door art. 4.3 van de AV vastgestelde rangorde.</w:t>
+      </w:r>
     </w:p>
     <w:p>
       <w:pPr>
@@ -277,7 +271,7 @@
           <w:sz w:val="20"/>
           <w:szCs w:val="20"/>
         </w:rPr>
-        <w:t>De „1 Euro Auctions” vormen een bijzondere categorie Veiling die door Fleequid binnen het Marketplace wordt georganiseerd, gekenmerkt door specifieke wijzen van prijsbepaling en door specifieke economische voorwaarden ten opzichte van de gewone Veilingen die door de Algemene Voorwaarden („AV”) worden geregeld.</w:t>
+        <w:t>De „1 Euro Auctions” vormen een bijzondere categorie Veiling die door Fleequid binnen het Marketplace wordt georganiseerd, gekenmerkt door specifieke wijzen van prijsbepaling en door specifieke economische voorwaarden, die afwijken van die van de gewone Veilingen die door de Algemene Voorwaarden („AV”) worden geregeld.</w:t>
       </w:r>
     </w:p>
     <w:p>
@@ -528,7 +522,7 @@
           <w:sz w:val="20"/>
           <w:szCs w:val="20"/>
         </w:rPr>
-        <w:t>Indien aan het einde van de 1 Euro Auction geen enkel geldig bod is ontvangen, wordt de Veiling geacht zonder resultaat te zijn gebleven en komt geen Bindende Overeenstemming tot stand op grond van de AV; bijgevolg ontstaat voor Fleequid, voor de Verkoper of voor derden geen enkele verplichting tot aankoop van het Voertuig.</w:t>
+        <w:t>Indien aan het einde van de 1 Euro Auction geen enkel geldig bod is ontvangen, wordt de Veiling geacht zonder resultaat te zijn gebleven en komt geen Bindende Overeenstemming tot stand op grond van de AV.</w:t>
       </w:r>
     </w:p>
     <w:p>
@@ -727,7 +721,7 @@
           <w:sz w:val="20"/>
           <w:szCs w:val="20"/>
         </w:rPr>
-        <w:t>De betaling van de eventuele economische aanvulling tot aan de PMIV is afhankelijk van de regelmatige sluiting van de Overeenkomst en van de volledige en definitieve nakoming van de betalingsverplichtingen door de Koper, overeenkomstig de AV. Het wordt eveneens overeengekomen dat de Verkoper alle verplichtingen voorzien door de AV en door deze Bijzondere Voorwaarden volledig en zonder voorbehoud moet hebben nagekomen, met inbegrip van, bij wijze van voorbeeld, de verplichtingen met betrekking tot de conformiteit van het Voertuig, de volledigheid en juistheid van de verstrekte informatie en de correcte uitvoering van de levering.</w:t>
+        <w:t>De betaling van de eventuele economische aanvulling tot aan de PMIV is afhankelijk van de regelmatige totstandkoming van de Bindende Overeenstemming en van de volledige en definitieve nakoming van de betalingsverplichtingen door de Koper, overeenkomstig de AV. Het wordt eveneens overeengekomen dat de Verkoper alle verplichtingen voorzien door de AV en door deze Bijzondere Voorwaarden volledig en zonder voorbehoud moet hebben nagekomen, met inbegrip van, bij wijze van voorbeeld, de verplichtingen met betrekking tot de conformiteit van het Voertuig, de volledigheid en juistheid van de verstrekte informatie en de correcte uitvoering van de levering.</w:t>
       </w:r>
     </w:p>
     <w:p>
@@ -849,7 +843,7 @@
           <w:sz w:val="20"/>
           <w:szCs w:val="20"/>
         </w:rPr>
-        <w:t>Commissiestructuur.</w:t>
+        <w:t>Commissiestructuur bij de Commissieverkoop.</w:t>
       </w:r>
     </w:p>
     <w:p>
@@ -1096,10 +1090,8 @@
           <w:sz w:val="20"/>
           <w:szCs w:val="20"/>
         </w:rPr>
-        <w:t>De Koper aan wie wordt toegewezen is gehouden tot betaling van de toewijzingsprijs en van de verschuldigde Commissies binnen de termijnen en op de wijzen voorzien door de AV, alsmede door het tarievenoverzicht dat van toepassing is op de specifieke 1 Euro Auction.</w:t>
-      </w:r>
-      <w:proofErr w:type="spellStart"/>
-      <w:proofErr w:type="spellEnd"/>
+        <w:t>De Koper is gehouden tot betaling van het Totaal Verschuldigd Bedrag binnen de termijnen en op de wijzen voorzien door de AV en door de voorwaarden die van toepassing zijn op de specifieke 1 Euro Auction.</w:t>
+      </w:r>
     </w:p>
     <w:p>
       <w:pPr>
@@ -1148,10 +1140,8 @@
           <w:sz w:val="20"/>
           <w:szCs w:val="20"/>
         </w:rPr>
-        <w:t>In het geval van de 1 Euro Auctions is de eventuele economische aanvulling ten gunste van de Verkoper door Fleequid uitsluitend verschuldigd binnen de grenzen en onder de voorwaarden voorzien door art. 3 van deze Bijzondere Voorwaarden. Het wordt overeengekomen dat een dergelijke aanvulling afhankelijk is van de volledige nakoming van de daarin voorziene voorwaarden, met inbegrip van de regelmatige sluiting van de Overeenkomst en de daadwerkelijke inning van de door de Koper verschuldigde bedragen, behoudens andersluidende vaststelling in deze Bijzondere Voorwaarden.</w:t>
-      </w:r>
-      <w:proofErr w:type="spellStart"/>
-      <w:proofErr w:type="spellEnd"/>
+        <w:t>In het geval van de 1 Euro Auctions is de eventuele economische aanvulling ten gunste van de Verkoper door Fleequid uitsluitend verschuldigd binnen de grenzen en onder de voorwaarden voorzien door art. 3 van deze Bijzondere Voorwaarden. Het wordt overeengekomen dat een dergelijke aanvulling afhankelijk is van de volledige nakoming van de daarin voorziene voorwaarden, met inbegrip van de regelmatige totstandkoming van de Bindende Overeenstemming en de daadwerkelijke inning van de door de Koper verschuldigde bedragen, behoudens andersluidende vaststelling in deze Bijzondere Voorwaarden.</w:t>
+      </w:r>
     </w:p>
     <w:p>
       <w:pPr>
@@ -1467,6 +1457,7 @@
         <w:rPr>
           <w:rFonts w:ascii="Verdana" w:hAnsi="Verdana"/>
           <w:b/>
+          <w:bCs/>
           <w:sz w:val="20"/>
           <w:szCs w:val="20"/>
         </w:rPr>
@@ -1497,6 +1488,7 @@
         <w:rPr>
           <w:rFonts w:ascii="Verdana" w:hAnsi="Verdana"/>
           <w:b/>
+          <w:bCs/>
           <w:sz w:val="20"/>
           <w:szCs w:val="20"/>
         </w:rPr>
